--- a/freelance/samples/docx/Thesis_Chapters_1_to_3_Mobile_Attendance_App.docx
+++ b/freelance/samples/docx/Thesis_Chapters_1_to_3_Mobile_Attendance_App.docx
@@ -4,113 +4,52 @@
   <w:body>
     <w:p>
       <w:pPr>
-        <w:spacing w:before="720" w:after="80"/>
+        <w:spacing w:before="2800"/>
         <w:jc w:val="center"/>
       </w:pPr>
       <w:r>
         <w:rPr>
           <w:rFonts w:ascii="Calibri" w:hAnsi="Calibri"/>
           <w:b/>
-          <w:color w:val="4A5568"/>
+          <w:color w:val="0E4D54"/>
+          <w:sz w:val="42"/>
+        </w:rPr>
+        <w:t>Undergraduate Thesis Proposal (Chapters 1–3):</w:t>
+        <w:br/>
+        <w:t>A Mobile Attendance Monitoring App for Students</w:t>
+        <w:br/>
+      </w:r>
+      <w:r>
+        <w:rPr>
+          <w:rFonts w:ascii="Calibri" w:hAnsi="Calibri"/>
+          <w:color w:val="646464"/>
           <w:sz w:val="24"/>
         </w:rPr>
-        <w:t>STI WEST NEGROS UNIVERSITY</w:t>
+        <w:t>Automated Attendance Tracking via Dynamic QR Codes, Geofencing, and Cloud Analytics</w:t>
+        <w:br/>
+        <w:br/>
       </w:r>
     </w:p>
     <w:p>
       <w:pPr>
-        <w:spacing w:after="1440"/>
+        <w:spacing w:before="2400"/>
         <w:jc w:val="center"/>
       </w:pPr>
       <w:r>
         <w:rPr>
           <w:rFonts w:ascii="Calibri" w:hAnsi="Calibri"/>
-          <w:color w:val="718096"/>
-          <w:sz w:val="20"/>
+          <w:color w:val="464646"/>
+          <w:sz w:val="22"/>
         </w:rPr>
-        <w:t>College of Information and Communications Technology</w:t>
-      </w:r>
-    </w:p>
-    <w:p>
-      <w:pPr>
-        <w:spacing w:after="280"/>
-        <w:jc w:val="center"/>
-      </w:pPr>
-      <w:r>
-        <w:rPr>
-          <w:rFonts w:ascii="Calibri" w:hAnsi="Calibri"/>
-          <w:b/>
-          <w:color w:val="064E3B"/>
-          <w:sz w:val="48"/>
-        </w:rPr>
-        <w:t>SmartTrack: A Mobile Attendance Monitoring System Using Biometric &amp; Dynamic QR Verification</w:t>
-      </w:r>
-    </w:p>
-    <w:p>
-      <w:pPr>
-        <w:spacing w:after="320"/>
-        <w:jc w:val="center"/>
-      </w:pPr>
-      <w:r>
-        <w:rPr>
-          <w:color w:val="064E3B"/>
-          <w:sz w:val="20"/>
-        </w:rPr>
-        <w:t>————————————————————————————</w:t>
-      </w:r>
-    </w:p>
-    <w:p>
-      <w:pPr>
-        <w:spacing w:after="2800"/>
-        <w:jc w:val="center"/>
-      </w:pPr>
-      <w:r>
-        <w:rPr>
-          <w:rFonts w:ascii="Calibri" w:hAnsi="Calibri"/>
-          <w:i/>
-          <w:color w:val="4A5568"/>
-          <w:sz w:val="26"/>
-        </w:rPr>
-        <w:t>Chapters 1 to 3: Problem Background, Literature Review, and Technical System Methodology</w:t>
-      </w:r>
-    </w:p>
-    <w:p>
-      <w:pPr>
-        <w:spacing w:line="312" w:lineRule="auto" w:after="400"/>
-        <w:jc w:val="center"/>
-      </w:pPr>
-      <w:r>
-        <w:rPr>
-          <w:rFonts w:ascii="Calibri" w:hAnsi="Calibri"/>
-          <w:color w:val="718096"/>
-          <w:sz w:val="20"/>
-        </w:rPr>
-        <w:t>BSIT Capstone Project Manuscript</w:t>
+        <w:t>Proponent: Jhon Paulo Gascon</w:t>
         <w:br/>
-        <w:t>Presented by:</w:t>
+        <w:t>Bachelor of Science in Information Technology</w:t>
         <w:br/>
-      </w:r>
-      <w:r>
-        <w:rPr>
-          <w:rFonts w:ascii="Calibri" w:hAnsi="Calibri"/>
-          <w:b/>
-          <w:color w:val="064E3B"/>
-          <w:sz w:val="26"/>
-        </w:rPr>
-        <w:t>JHON PAULO V. GASCON</w:t>
+        <w:t>College of Information Technology</w:t>
         <w:br/>
-      </w:r>
-      <w:r>
-        <w:rPr>
-          <w:rFonts w:ascii="Calibri" w:hAnsi="Calibri"/>
-          <w:color w:val="4A5568"/>
-          <w:sz w:val="20"/>
-        </w:rPr>
-        <w:t>Bachelor of Science in Information Technology (BSIT)</w:t>
+        <w:t>STI West Negros University</w:t>
         <w:br/>
-        <w:t>Bacolod City, Philippines</w:t>
-        <w:br/>
-        <w:t>October 2026</w:t>
+        <w:t>Academic Year 2026–2027</w:t>
       </w:r>
     </w:p>
     <w:p>
@@ -120,99 +59,30 @@
     </w:p>
     <w:p>
       <w:pPr>
-        <w:sectPr>
-          <w:headerReference w:type="default" r:id="rId9"/>
-          <w:footerReference w:type="default" r:id="rId10"/>
-          <w:pgSz w:w="12240" w:h="15840"/>
-          <w:pgMar w:top="1440" w:right="1440" w:bottom="1440" w:left="1440" w:header="720" w:footer="720" w:gutter="0"/>
-          <w:cols w:space="720"/>
-          <w:titlePg/>
-          <w:docGrid w:linePitch="360"/>
-        </w:sectPr>
-      </w:pPr>
-    </w:p>
-    <w:p>
-      <w:pPr>
         <w:keepNext/>
-        <w:spacing w:before="360" w:after="120"/>
+        <w:spacing w:before="280" w:after="120"/>
       </w:pPr>
       <w:r>
         <w:rPr>
           <w:rFonts w:ascii="Calibri" w:hAnsi="Calibri"/>
           <w:b/>
-          <w:color w:val="064E3B"/>
-          <w:sz w:val="32"/>
+          <w:color w:val="0E4D54"/>
+          <w:sz w:val="30"/>
         </w:rPr>
         <w:t>Chapter 1: The Problem and Its Background</w:t>
       </w:r>
     </w:p>
     <w:p>
       <w:pPr>
-        <w:spacing w:before="0" w:after="140" w:line="276" w:lineRule="auto"/>
+        <w:spacing w:before="0" w:after="120" w:line="276" w:lineRule="auto"/>
       </w:pPr>
       <w:r>
         <w:rPr>
           <w:rFonts w:ascii="Calibri" w:hAnsi="Calibri"/>
-          <w:color w:val="2D3748"/>
-          <w:sz w:val="22"/>
+          <w:color w:val="2D2D2D"/>
+          <w:sz w:val="21"/>
         </w:rPr>
-        <w:t>Manual roll-call and paper sign-in sheets remain pervasive across university classrooms despite widespread digital transformation. These legacy methods consume up to 15 minutes of scheduled lecture time, are vulnerable to fraudulent proxy attendance, and require labor-intensive manual data re-entry into institutional learning management systems.</w:t>
-      </w:r>
-    </w:p>
-    <w:p>
-      <w:pPr>
-        <w:keepNext/>
-        <w:spacing w:before="240" w:after="80"/>
-      </w:pPr>
-      <w:r>
-        <w:rPr>
-          <w:rFonts w:ascii="Calibri" w:hAnsi="Calibri"/>
-          <w:b/>
-          <w:color w:val="064E3B"/>
-          <w:sz w:val="26"/>
-        </w:rPr>
-        <w:t>1.1 Project Objectives</w:t>
-      </w:r>
-    </w:p>
-    <w:p>
-      <w:pPr>
-        <w:spacing w:before="0" w:after="140" w:line="276" w:lineRule="auto"/>
-      </w:pPr>
-      <w:r>
-        <w:rPr>
-          <w:rFonts w:ascii="Calibri" w:hAnsi="Calibri"/>
-          <w:color w:val="2D3748"/>
-          <w:sz w:val="22"/>
-        </w:rPr>
-        <w:t>The primary objective is to architect and deploy SmartTrack, a cross-platform mobile application combining dynamic time-sensitive QR codes with biometric fingerprint/face authentication. Specific aims include: 1) eliminating paper waste and human recording errors; 2) synchronizing real-time classroom records with university administrative databases; and 3) alerting academic advisors when students breach absentee warning thresholds.</w:t>
-      </w:r>
-    </w:p>
-    <w:p>
-      <w:pPr>
-        <w:keepNext/>
-        <w:spacing w:before="240" w:after="80"/>
-      </w:pPr>
-      <w:r>
-        <w:rPr>
-          <w:rFonts w:ascii="Calibri" w:hAnsi="Calibri"/>
-          <w:b/>
-          <w:color w:val="064E3B"/>
-          <w:sz w:val="26"/>
-        </w:rPr>
-        <w:t>1.2 Scope and Delimitations</w:t>
-      </w:r>
-    </w:p>
-    <w:p>
-      <w:pPr>
-        <w:spacing w:before="0" w:after="140" w:line="276" w:lineRule="auto"/>
-      </w:pPr>
-      <w:r>
-        <w:rPr>
-          <w:rFonts w:ascii="Calibri" w:hAnsi="Calibri"/>
-          <w:color w:val="2D3748"/>
-          <w:sz w:val="22"/>
-        </w:rPr>
-        <w:t>The system scope covers enrolled students and instructors within the College of Information and Communications Technology at STI West Negros University. Delimitations restrict offline attendance logging to localized caching, requiring an active internet handshake within 12 hours for official institutional ledger commitment.</w:t>
+        <w:t>Traditional paper attendance sheets and static roll calls consume 10 to 15 minutes of instructional time per class period in higher education classrooms. Furthermore, conventional sign-in sheets remain vulnerable to proxy signatures and data loss. This study conceptualizes and engineers an automated mobile attendance application tailored for STI West Negros University.</w:t>
       </w:r>
     </w:p>
     <w:tbl>
@@ -222,40 +92,46 @@
         <w:tblLook w:firstColumn="1" w:firstRow="1" w:lastColumn="0" w:lastRow="0" w:noHBand="0" w:noVBand="1" w:val="04A0"/>
       </w:tblPr>
       <w:tblGrid>
-        <w:gridCol w:w="9360"/>
+        <w:gridCol w:w="9029"/>
       </w:tblGrid>
       <w:tr>
         <w:tc>
           <w:tcPr>
-            <w:tcW w:type="dxa" w:w="9360"/>
-            <w:shd w:fill="ECFDF5"/>
+            <w:tcW w:type="dxa" w:w="9029"/>
+            <w:shd w:fill="F0FDFA"/>
             <w:tcMar>
               <w:top w:w="140" w:type="dxa"/>
               <w:bottom w:w="140" w:type="dxa"/>
-              <w:left w:w="180" w:type="dxa"/>
-              <w:right w:w="180" w:type="dxa"/>
+              <w:left w:w="200" w:type="dxa"/>
+              <w:right w:w="160" w:type="dxa"/>
             </w:tcMar>
+            <w:tcBorders>
+              <w:left w:val="single" w:sz="24" w:space="0" w:color="0E4D54"/>
+              <w:top w:val="none"/>
+              <w:right w:val="none"/>
+              <w:bottom w:val="none"/>
+            </w:tcBorders>
           </w:tcPr>
           <w:p>
             <w:pPr>
-              <w:spacing w:after="40"/>
+              <w:spacing w:before="40" w:after="40"/>
             </w:pPr>
             <w:r>
               <w:rPr>
                 <w:rFonts w:ascii="Calibri" w:hAnsi="Calibri"/>
                 <w:b/>
-                <w:color w:val="1E3A8A"/>
+                <w:color w:val="0E4D54"/>
                 <w:sz w:val="20"/>
               </w:rPr>
-              <w:t xml:space="preserve">TECHNICAL INNOVATION HIGHLIGHT: </w:t>
+              <w:t xml:space="preserve">KEY DEFINITION — Core Research Objective: </w:t>
             </w:r>
             <w:r>
               <w:rPr>
                 <w:rFonts w:ascii="Calibri" w:hAnsi="Calibri"/>
-                <w:color w:val="1E293B"/>
+                <w:color w:val="323232"/>
                 <w:sz w:val="20"/>
               </w:rPr>
-              <w:t>Dynamic QR codes refresh every 10 seconds with cryptographic hashing, completely preventing unauthorized off-campus photo sharing and proxy check-ins.</w:t>
+              <w:t>To develop a cross-platform mobile attendance monitoring application utilizing GPS geofencing and dynamic rotating QR encryption to eliminate proxy attendance with sub-second verification latency.</w:t>
             </w:r>
           </w:p>
         </w:tc>
@@ -269,54 +145,133 @@
     <w:p>
       <w:pPr>
         <w:keepNext/>
-        <w:spacing w:before="360" w:after="120"/>
+        <w:spacing w:before="200" w:after="80"/>
       </w:pPr>
       <w:r>
         <w:rPr>
           <w:rFonts w:ascii="Calibri" w:hAnsi="Calibri"/>
           <w:b/>
-          <w:color w:val="064E3B"/>
-          <w:sz w:val="32"/>
+          <w:color w:val="0E4D54"/>
+          <w:sz w:val="25"/>
         </w:rPr>
-        <w:t>Chapter 2: Review of Related Literature and Studies</w:t>
+        <w:t>System Architecture Diagram</w:t>
       </w:r>
     </w:p>
     <w:p>
       <w:pPr>
-        <w:spacing w:before="0" w:after="140" w:line="276" w:lineRule="auto"/>
+        <w:spacing w:before="0" w:after="120" w:line="276" w:lineRule="auto"/>
       </w:pPr>
       <w:r>
         <w:rPr>
           <w:rFonts w:ascii="Calibri" w:hAnsi="Calibri"/>
-          <w:color w:val="2D3748"/>
-          <w:sz w:val="22"/>
+          <w:color w:val="2D2D2D"/>
+          <w:sz w:val="21"/>
         </w:rPr>
-        <w:t>Previous academic literature has explored RFID badges, Bluetooth Low Energy (BLE) beacons, and facial recognition terminals. Patel and Priyadarshi (2020) demonstrated that while fixed biometric readers provide reliable verification, physical bottleneck queues at classroom doorways severely disrupt bell schedules.</w:t>
+        <w:t>The proposed solution integrates a three-tier architecture connecting student mobile clients, microservice backend validation, and centralized administrative dashboards:</w:t>
       </w:r>
     </w:p>
     <w:p>
       <w:pPr>
-        <w:spacing w:before="0" w:after="140" w:line="276" w:lineRule="auto"/>
+        <w:keepNext/>
+        <w:spacing w:before="160" w:after="80"/>
+        <w:jc w:val="center"/>
+      </w:pPr>
+      <w:r>
+        <w:drawing>
+          <wp:inline xmlns:a="http://schemas.openxmlformats.org/drawingml/2006/main" xmlns:pic="http://schemas.openxmlformats.org/drawingml/2006/picture">
+            <wp:extent cx="5303520" cy="2620563"/>
+            <wp:docPr id="1" name="Picture 1"/>
+            <wp:cNvGraphicFramePr>
+              <a:graphicFrameLocks noChangeAspect="1"/>
+            </wp:cNvGraphicFramePr>
+            <a:graphic>
+              <a:graphicData uri="http://schemas.openxmlformats.org/drawingml/2006/picture">
+                <pic:pic>
+                  <pic:nvPicPr>
+                    <pic:cNvPr id="0" name="attendance_app_arch.png"/>
+                    <pic:cNvPicPr/>
+                  </pic:nvPicPr>
+                  <pic:blipFill>
+                    <a:blip r:embed="rId9"/>
+                    <a:stretch>
+                      <a:fillRect/>
+                    </a:stretch>
+                  </pic:blipFill>
+                  <pic:spPr>
+                    <a:xfrm>
+                      <a:off x="0" y="0"/>
+                      <a:ext cx="5303520" cy="2620563"/>
+                    </a:xfrm>
+                    <a:prstGeom prst="rect"/>
+                  </pic:spPr>
+                </pic:pic>
+              </a:graphicData>
+            </a:graphic>
+          </wp:inline>
+        </w:drawing>
+      </w:r>
+    </w:p>
+    <w:p>
+      <w:pPr>
+        <w:spacing w:before="40" w:after="200"/>
+        <w:jc w:val="center"/>
       </w:pPr>
       <w:r>
         <w:rPr>
           <w:rFonts w:ascii="Calibri" w:hAnsi="Calibri"/>
-          <w:color w:val="2D3748"/>
-          <w:sz w:val="22"/>
+          <w:i/>
+          <w:color w:val="646464"/>
+          <w:sz w:val="19"/>
         </w:rPr>
-        <w:t>Static QR code systems, while inexpensive, suffer from severe proxy fraud vulnerabilities where students photograph code slips and broadcast them over social messaging channels to absent peers.</w:t>
+        <w:t>Figure 1: High-Level System Architecture of the Mobile Attendance App.</w:t>
+      </w:r>
+    </w:p>
+    <w:p>
+      <w:r>
+        <w:br w:type="page"/>
       </w:r>
     </w:p>
     <w:p>
       <w:pPr>
-        <w:spacing w:before="160" w:after="80"/>
+        <w:keepNext/>
+        <w:spacing w:before="280" w:after="120"/>
       </w:pPr>
       <w:r>
         <w:rPr>
+          <w:rFonts w:ascii="Calibri" w:hAnsi="Calibri"/>
           <w:b/>
-          <w:sz w:val="20"/>
+          <w:color w:val="0E4D54"/>
+          <w:sz w:val="30"/>
         </w:rPr>
-        <w:t>Table 1. Comparative Analysis of Academic Attendance Technologies</w:t>
+        <w:t>Chapter 2: Review of Related Literature &amp; Studies</w:t>
+      </w:r>
+    </w:p>
+    <w:p>
+      <w:pPr>
+        <w:spacing w:before="0" w:after="120" w:line="276" w:lineRule="auto"/>
+      </w:pPr>
+      <w:r>
+        <w:rPr>
+          <w:rFonts w:ascii="Calibri" w:hAnsi="Calibri"/>
+          <w:color w:val="2D2D2D"/>
+          <w:sz w:val="21"/>
+        </w:rPr>
+        <w:t>Biometric fingerprint systems, RFID cards, and manual portals represent previous paradigms in attendance automation. While RFID systems reduce roll-call duration, physical card lending permits fraudulent proxy logging. Contemporary software solutions leverage mobile hardware security enclaves to bind authentication to registered individual devices.</w:t>
+      </w:r>
+    </w:p>
+    <w:p>
+      <w:pPr>
+        <w:keepNext/>
+        <w:spacing w:before="200" w:after="80"/>
+      </w:pPr>
+      <w:r>
+        <w:rPr>
+          <w:rFonts w:ascii="Calibri" w:hAnsi="Calibri"/>
+          <w:b/>
+          <w:color w:val="0E4D54"/>
+          <w:sz w:val="25"/>
+        </w:rPr>
+        <w:t>Comparative Architecture Matrix</w:t>
       </w:r>
     </w:p>
     <w:tbl>
@@ -326,113 +281,97 @@
         <w:tblLook w:firstColumn="1" w:firstRow="1" w:lastColumn="0" w:lastRow="0" w:noHBand="0" w:noVBand="1" w:val="04A0"/>
       </w:tblPr>
       <w:tblGrid>
-        <w:gridCol w:w="2340"/>
-        <w:gridCol w:w="2340"/>
-        <w:gridCol w:w="2340"/>
-        <w:gridCol w:w="2340"/>
+        <w:gridCol w:w="2257"/>
+        <w:gridCol w:w="2257"/>
+        <w:gridCol w:w="2257"/>
+        <w:gridCol w:w="2257"/>
       </w:tblGrid>
       <w:tr>
         <w:tc>
           <w:tcPr>
-            <w:tcW w:type="dxa" w:w="2592"/>
-            <w:shd w:fill="064E3B"/>
+            <w:tcW w:type="dxa" w:w="2257"/>
+            <w:shd w:fill="0E4D54"/>
             <w:tcMar>
-              <w:top w:w="140" w:type="dxa"/>
-              <w:bottom w:w="140" w:type="dxa"/>
-              <w:left w:w="180" w:type="dxa"/>
-              <w:right w:w="180" w:type="dxa"/>
+              <w:top w:w="80" w:type="dxa"/>
+              <w:bottom w:w="80" w:type="dxa"/>
+              <w:left w:w="100" w:type="dxa"/>
+              <w:right w:w="100" w:type="dxa"/>
             </w:tcMar>
           </w:tcPr>
           <w:p>
-            <w:pPr>
-              <w:jc w:val="left"/>
-            </w:pPr>
             <w:r>
               <w:rPr>
-                <w:rFonts w:ascii="Calibri" w:hAnsi="Calibri"/>
                 <w:b/>
                 <w:color w:val="FFFFFF"/>
-                <w:sz w:val="20"/>
+                <w:sz w:val="19"/>
               </w:rPr>
-              <w:t>Technology Framework</w:t>
+              <w:t>Attendance Modality</w:t>
             </w:r>
           </w:p>
         </w:tc>
         <w:tc>
           <w:tcPr>
-            <w:tcW w:type="dxa" w:w="2016"/>
-            <w:shd w:fill="064E3B"/>
+            <w:tcW w:type="dxa" w:w="2257"/>
+            <w:shd w:fill="0E4D54"/>
             <w:tcMar>
-              <w:top w:w="140" w:type="dxa"/>
-              <w:bottom w:w="140" w:type="dxa"/>
-              <w:left w:w="180" w:type="dxa"/>
-              <w:right w:w="180" w:type="dxa"/>
+              <w:top w:w="80" w:type="dxa"/>
+              <w:bottom w:w="80" w:type="dxa"/>
+              <w:left w:w="100" w:type="dxa"/>
+              <w:right w:w="100" w:type="dxa"/>
             </w:tcMar>
           </w:tcPr>
           <w:p>
-            <w:pPr>
-              <w:jc w:val="left"/>
-            </w:pPr>
             <w:r>
               <w:rPr>
-                <w:rFonts w:ascii="Calibri" w:hAnsi="Calibri"/>
                 <w:b/>
                 <w:color w:val="FFFFFF"/>
-                <w:sz w:val="20"/>
+                <w:sz w:val="19"/>
               </w:rPr>
-              <w:t>Hardware Cost</w:t>
+              <w:t>Verification Speed</w:t>
             </w:r>
           </w:p>
         </w:tc>
         <w:tc>
           <w:tcPr>
-            <w:tcW w:type="dxa" w:w="2304"/>
-            <w:shd w:fill="064E3B"/>
+            <w:tcW w:type="dxa" w:w="2257"/>
+            <w:shd w:fill="0E4D54"/>
             <w:tcMar>
-              <w:top w:w="140" w:type="dxa"/>
-              <w:bottom w:w="140" w:type="dxa"/>
-              <w:left w:w="180" w:type="dxa"/>
-              <w:right w:w="180" w:type="dxa"/>
+              <w:top w:w="80" w:type="dxa"/>
+              <w:bottom w:w="80" w:type="dxa"/>
+              <w:left w:w="100" w:type="dxa"/>
+              <w:right w:w="100" w:type="dxa"/>
             </w:tcMar>
           </w:tcPr>
           <w:p>
-            <w:pPr>
-              <w:jc w:val="left"/>
-            </w:pPr>
             <w:r>
               <w:rPr>
-                <w:rFonts w:ascii="Calibri" w:hAnsi="Calibri"/>
                 <w:b/>
                 <w:color w:val="FFFFFF"/>
-                <w:sz w:val="20"/>
+                <w:sz w:val="19"/>
               </w:rPr>
-              <w:t>Queue Bottleneck</w:t>
+              <w:t>Proxy Resistance</w:t>
             </w:r>
           </w:p>
         </w:tc>
         <w:tc>
           <w:tcPr>
-            <w:tcW w:type="dxa" w:w="2448"/>
-            <w:shd w:fill="064E3B"/>
+            <w:tcW w:type="dxa" w:w="2257"/>
+            <w:shd w:fill="0E4D54"/>
             <w:tcMar>
-              <w:top w:w="140" w:type="dxa"/>
-              <w:bottom w:w="140" w:type="dxa"/>
-              <w:left w:w="180" w:type="dxa"/>
-              <w:right w:w="180" w:type="dxa"/>
+              <w:top w:w="80" w:type="dxa"/>
+              <w:bottom w:w="80" w:type="dxa"/>
+              <w:left w:w="100" w:type="dxa"/>
+              <w:right w:w="100" w:type="dxa"/>
             </w:tcMar>
           </w:tcPr>
           <w:p>
-            <w:pPr>
-              <w:jc w:val="left"/>
-            </w:pPr>
             <w:r>
               <w:rPr>
-                <w:rFonts w:ascii="Calibri" w:hAnsi="Calibri"/>
                 <w:b/>
                 <w:color w:val="FFFFFF"/>
-                <w:sz w:val="20"/>
+                <w:sz w:val="19"/>
               </w:rPr>
-              <w:t>Proxy Vulnerability</w:t>
+              <w:t>Hardware Overhead</w:t>
             </w:r>
           </w:p>
         </w:tc>
@@ -440,89 +379,85 @@
       <w:tr>
         <w:tc>
           <w:tcPr>
-            <w:tcW w:type="dxa" w:w="2592"/>
-            <w:shd w:fill="FFFFFF"/>
+            <w:tcW w:type="dxa" w:w="2257"/>
+            <w:shd w:fill="F0FDFA"/>
             <w:tcMar>
-              <w:top w:w="120" w:type="dxa"/>
-              <w:bottom w:w="120" w:type="dxa"/>
-              <w:left w:w="180" w:type="dxa"/>
-              <w:right w:w="180" w:type="dxa"/>
+              <w:top w:w="60" w:type="dxa"/>
+              <w:bottom w:w="60" w:type="dxa"/>
+              <w:left w:w="100" w:type="dxa"/>
+              <w:right w:w="100" w:type="dxa"/>
             </w:tcMar>
           </w:tcPr>
           <w:p>
             <w:r>
               <w:rPr>
-                <w:rFonts w:ascii="Calibri" w:hAnsi="Calibri"/>
-                <w:color w:val="2D3748"/>
+                <w:color w:val="282828"/>
                 <w:sz w:val="19"/>
               </w:rPr>
-              <w:t>Paper Sign-in Logbooks</w:t>
+              <w:t>Paper Roster Sheet</w:t>
             </w:r>
           </w:p>
         </w:tc>
         <w:tc>
           <w:tcPr>
-            <w:tcW w:type="dxa" w:w="2016"/>
-            <w:shd w:fill="FFFFFF"/>
+            <w:tcW w:type="dxa" w:w="2257"/>
+            <w:shd w:fill="F0FDFA"/>
             <w:tcMar>
-              <w:top w:w="120" w:type="dxa"/>
-              <w:bottom w:w="120" w:type="dxa"/>
-              <w:left w:w="180" w:type="dxa"/>
-              <w:right w:w="180" w:type="dxa"/>
+              <w:top w:w="60" w:type="dxa"/>
+              <w:bottom w:w="60" w:type="dxa"/>
+              <w:left w:w="100" w:type="dxa"/>
+              <w:right w:w="100" w:type="dxa"/>
             </w:tcMar>
           </w:tcPr>
           <w:p>
             <w:r>
               <w:rPr>
-                <w:rFonts w:ascii="Calibri" w:hAnsi="Calibri"/>
-                <w:color w:val="2D3748"/>
+                <w:color w:val="282828"/>
                 <w:sz w:val="19"/>
               </w:rPr>
-              <w:t>Zero Initial Cost</w:t>
+              <w:t>&gt; 10 Minutes</w:t>
             </w:r>
           </w:p>
         </w:tc>
         <w:tc>
           <w:tcPr>
-            <w:tcW w:type="dxa" w:w="2304"/>
-            <w:shd w:fill="FFFFFF"/>
+            <w:tcW w:type="dxa" w:w="2257"/>
+            <w:shd w:fill="F0FDFA"/>
             <w:tcMar>
-              <w:top w:w="120" w:type="dxa"/>
-              <w:bottom w:w="120" w:type="dxa"/>
-              <w:left w:w="180" w:type="dxa"/>
-              <w:right w:w="180" w:type="dxa"/>
+              <w:top w:w="60" w:type="dxa"/>
+              <w:bottom w:w="60" w:type="dxa"/>
+              <w:left w:w="100" w:type="dxa"/>
+              <w:right w:w="100" w:type="dxa"/>
             </w:tcMar>
           </w:tcPr>
           <w:p>
             <w:r>
               <w:rPr>
-                <w:rFonts w:ascii="Calibri" w:hAnsi="Calibri"/>
-                <w:color w:val="2D3748"/>
+                <w:color w:val="282828"/>
                 <w:sz w:val="19"/>
               </w:rPr>
-              <w:t>Severe Delay</w:t>
+              <w:t>Low (Vulnerable)</w:t>
             </w:r>
           </w:p>
         </w:tc>
         <w:tc>
           <w:tcPr>
-            <w:tcW w:type="dxa" w:w="2448"/>
-            <w:shd w:fill="FFFFFF"/>
+            <w:tcW w:type="dxa" w:w="2257"/>
+            <w:shd w:fill="F0FDFA"/>
             <w:tcMar>
-              <w:top w:w="120" w:type="dxa"/>
-              <w:bottom w:w="120" w:type="dxa"/>
-              <w:left w:w="180" w:type="dxa"/>
-              <w:right w:w="180" w:type="dxa"/>
+              <w:top w:w="60" w:type="dxa"/>
+              <w:bottom w:w="60" w:type="dxa"/>
+              <w:left w:w="100" w:type="dxa"/>
+              <w:right w:w="100" w:type="dxa"/>
             </w:tcMar>
           </w:tcPr>
           <w:p>
             <w:r>
               <w:rPr>
-                <w:rFonts w:ascii="Calibri" w:hAnsi="Calibri"/>
-                <w:color w:val="2D3748"/>
+                <w:color w:val="282828"/>
                 <w:sz w:val="19"/>
               </w:rPr>
-              <w:t>Extremely High (Proxy Signing)</w:t>
+              <w:t>Zero Overhead</w:t>
             </w:r>
           </w:p>
         </w:tc>
@@ -530,89 +465,85 @@
       <w:tr>
         <w:tc>
           <w:tcPr>
-            <w:tcW w:type="dxa" w:w="2592"/>
-            <w:shd w:fill="ECFDF5"/>
+            <w:tcW w:type="dxa" w:w="2257"/>
+            <w:shd w:fill="FFFFFF"/>
             <w:tcMar>
-              <w:top w:w="120" w:type="dxa"/>
-              <w:bottom w:w="120" w:type="dxa"/>
-              <w:left w:w="180" w:type="dxa"/>
-              <w:right w:w="180" w:type="dxa"/>
+              <w:top w:w="60" w:type="dxa"/>
+              <w:bottom w:w="60" w:type="dxa"/>
+              <w:left w:w="100" w:type="dxa"/>
+              <w:right w:w="100" w:type="dxa"/>
             </w:tcMar>
           </w:tcPr>
           <w:p>
             <w:r>
               <w:rPr>
-                <w:rFonts w:ascii="Calibri" w:hAnsi="Calibri"/>
-                <w:color w:val="2D3748"/>
+                <w:color w:val="282828"/>
                 <w:sz w:val="19"/>
               </w:rPr>
-              <w:t>Wall-Mounted Fingerprint</w:t>
+              <w:t>Fixed Wall RFID Scanner</w:t>
             </w:r>
           </w:p>
         </w:tc>
         <w:tc>
           <w:tcPr>
-            <w:tcW w:type="dxa" w:w="2016"/>
-            <w:shd w:fill="ECFDF5"/>
+            <w:tcW w:type="dxa" w:w="2257"/>
+            <w:shd w:fill="FFFFFF"/>
             <w:tcMar>
-              <w:top w:w="120" w:type="dxa"/>
-              <w:bottom w:w="120" w:type="dxa"/>
-              <w:left w:w="180" w:type="dxa"/>
-              <w:right w:w="180" w:type="dxa"/>
+              <w:top w:w="60" w:type="dxa"/>
+              <w:bottom w:w="60" w:type="dxa"/>
+              <w:left w:w="100" w:type="dxa"/>
+              <w:right w:w="100" w:type="dxa"/>
             </w:tcMar>
           </w:tcPr>
           <w:p>
             <w:r>
               <w:rPr>
-                <w:rFonts w:ascii="Calibri" w:hAnsi="Calibri"/>
-                <w:color w:val="2D3748"/>
+                <w:color w:val="282828"/>
                 <w:sz w:val="19"/>
               </w:rPr>
-              <w:t>High (P15,000/room)</w:t>
+              <w:t>3–5 Seconds/student</w:t>
             </w:r>
           </w:p>
         </w:tc>
         <w:tc>
           <w:tcPr>
-            <w:tcW w:type="dxa" w:w="2304"/>
-            <w:shd w:fill="ECFDF5"/>
+            <w:tcW w:type="dxa" w:w="2257"/>
+            <w:shd w:fill="FFFFFF"/>
             <w:tcMar>
-              <w:top w:w="120" w:type="dxa"/>
-              <w:bottom w:w="120" w:type="dxa"/>
-              <w:left w:w="180" w:type="dxa"/>
-              <w:right w:w="180" w:type="dxa"/>
+              <w:top w:w="60" w:type="dxa"/>
+              <w:bottom w:w="60" w:type="dxa"/>
+              <w:left w:w="100" w:type="dxa"/>
+              <w:right w:w="100" w:type="dxa"/>
             </w:tcMar>
           </w:tcPr>
           <w:p>
             <w:r>
               <w:rPr>
-                <w:rFonts w:ascii="Calibri" w:hAnsi="Calibri"/>
-                <w:color w:val="2D3748"/>
+                <w:color w:val="282828"/>
                 <w:sz w:val="19"/>
               </w:rPr>
-              <w:t>High Physical Queue</w:t>
+              <w:t>Moderate (Card lending)</w:t>
             </w:r>
           </w:p>
         </w:tc>
         <w:tc>
           <w:tcPr>
-            <w:tcW w:type="dxa" w:w="2448"/>
-            <w:shd w:fill="ECFDF5"/>
+            <w:tcW w:type="dxa" w:w="2257"/>
+            <w:shd w:fill="FFFFFF"/>
             <w:tcMar>
-              <w:top w:w="120" w:type="dxa"/>
-              <w:bottom w:w="120" w:type="dxa"/>
-              <w:left w:w="180" w:type="dxa"/>
-              <w:right w:w="180" w:type="dxa"/>
+              <w:top w:w="60" w:type="dxa"/>
+              <w:bottom w:w="60" w:type="dxa"/>
+              <w:left w:w="100" w:type="dxa"/>
+              <w:right w:w="100" w:type="dxa"/>
             </w:tcMar>
           </w:tcPr>
           <w:p>
             <w:r>
               <w:rPr>
-                <w:rFonts w:ascii="Calibri" w:hAnsi="Calibri"/>
-                <w:color w:val="2D3748"/>
+                <w:color w:val="282828"/>
                 <w:sz w:val="19"/>
               </w:rPr>
-              <w:t>Zero (Biometric Tied)</w:t>
+              <w:t>High Hardware Cost</w:t>
             </w:r>
           </w:p>
         </w:tc>
@@ -620,408 +551,218 @@
       <w:tr>
         <w:tc>
           <w:tcPr>
-            <w:tcW w:type="dxa" w:w="2592"/>
-            <w:shd w:fill="FFFFFF"/>
+            <w:tcW w:type="dxa" w:w="2257"/>
+            <w:shd w:fill="F0FDFA"/>
             <w:tcMar>
-              <w:top w:w="120" w:type="dxa"/>
-              <w:bottom w:w="120" w:type="dxa"/>
-              <w:left w:w="180" w:type="dxa"/>
-              <w:right w:w="180" w:type="dxa"/>
+              <w:top w:w="60" w:type="dxa"/>
+              <w:bottom w:w="60" w:type="dxa"/>
+              <w:left w:w="100" w:type="dxa"/>
+              <w:right w:w="100" w:type="dxa"/>
             </w:tcMar>
           </w:tcPr>
           <w:p>
             <w:r>
               <w:rPr>
-                <w:rFonts w:ascii="Calibri" w:hAnsi="Calibri"/>
-                <w:color w:val="2D3748"/>
+                <w:color w:val="282828"/>
                 <w:sz w:val="19"/>
               </w:rPr>
-              <w:t>Static Printed QR Code</w:t>
+              <w:t>Proposed Mobile App</w:t>
             </w:r>
           </w:p>
         </w:tc>
         <w:tc>
           <w:tcPr>
-            <w:tcW w:type="dxa" w:w="2016"/>
-            <w:shd w:fill="FFFFFF"/>
+            <w:tcW w:type="dxa" w:w="2257"/>
+            <w:shd w:fill="F0FDFA"/>
             <w:tcMar>
-              <w:top w:w="120" w:type="dxa"/>
-              <w:bottom w:w="120" w:type="dxa"/>
-              <w:left w:w="180" w:type="dxa"/>
-              <w:right w:w="180" w:type="dxa"/>
+              <w:top w:w="60" w:type="dxa"/>
+              <w:bottom w:w="60" w:type="dxa"/>
+              <w:left w:w="100" w:type="dxa"/>
+              <w:right w:w="100" w:type="dxa"/>
             </w:tcMar>
           </w:tcPr>
           <w:p>
             <w:r>
               <w:rPr>
-                <w:rFonts w:ascii="Calibri" w:hAnsi="Calibri"/>
-                <w:color w:val="2D3748"/>
+                <w:color w:val="282828"/>
                 <w:sz w:val="19"/>
               </w:rPr>
-              <w:t>Minimal (Paper QR)</w:t>
+              <w:t>&lt; 1 Second/student</w:t>
             </w:r>
           </w:p>
         </w:tc>
         <w:tc>
           <w:tcPr>
-            <w:tcW w:type="dxa" w:w="2304"/>
-            <w:shd w:fill="FFFFFF"/>
+            <w:tcW w:type="dxa" w:w="2257"/>
+            <w:shd w:fill="F0FDFA"/>
             <w:tcMar>
-              <w:top w:w="120" w:type="dxa"/>
-              <w:bottom w:w="120" w:type="dxa"/>
-              <w:left w:w="180" w:type="dxa"/>
-              <w:right w:w="180" w:type="dxa"/>
+              <w:top w:w="60" w:type="dxa"/>
+              <w:bottom w:w="60" w:type="dxa"/>
+              <w:left w:w="100" w:type="dxa"/>
+              <w:right w:w="100" w:type="dxa"/>
             </w:tcMar>
           </w:tcPr>
           <w:p>
             <w:r>
               <w:rPr>
-                <w:rFonts w:ascii="Calibri" w:hAnsi="Calibri"/>
-                <w:color w:val="2D3748"/>
+                <w:color w:val="282828"/>
                 <w:sz w:val="19"/>
               </w:rPr>
-              <w:t>Low Delay</w:t>
+              <w:t>Very High (Biometric + GPS)</w:t>
             </w:r>
           </w:p>
         </w:tc>
         <w:tc>
           <w:tcPr>
-            <w:tcW w:type="dxa" w:w="2448"/>
-            <w:shd w:fill="FFFFFF"/>
+            <w:tcW w:type="dxa" w:w="2257"/>
+            <w:shd w:fill="F0FDFA"/>
             <w:tcMar>
-              <w:top w:w="120" w:type="dxa"/>
-              <w:bottom w:w="120" w:type="dxa"/>
-              <w:left w:w="180" w:type="dxa"/>
-              <w:right w:w="180" w:type="dxa"/>
+              <w:top w:w="60" w:type="dxa"/>
+              <w:bottom w:w="60" w:type="dxa"/>
+              <w:left w:w="100" w:type="dxa"/>
+              <w:right w:w="100" w:type="dxa"/>
             </w:tcMar>
           </w:tcPr>
           <w:p>
             <w:r>
               <w:rPr>
-                <w:rFonts w:ascii="Calibri" w:hAnsi="Calibri"/>
-                <w:color w:val="2D3748"/>
+                <w:color w:val="282828"/>
                 <w:sz w:val="19"/>
               </w:rPr>
-              <w:t>High (Image Shared on Chat)</w:t>
-            </w:r>
-          </w:p>
-        </w:tc>
-      </w:tr>
-      <w:tr>
-        <w:tc>
-          <w:tcPr>
-            <w:tcW w:type="dxa" w:w="2592"/>
-            <w:shd w:fill="ECFDF5"/>
-            <w:tcMar>
-              <w:top w:w="120" w:type="dxa"/>
-              <w:bottom w:w="120" w:type="dxa"/>
-              <w:left w:w="180" w:type="dxa"/>
-              <w:right w:w="180" w:type="dxa"/>
-            </w:tcMar>
-          </w:tcPr>
-          <w:p>
-            <w:r>
-              <w:rPr>
-                <w:rFonts w:ascii="Calibri" w:hAnsi="Calibri"/>
-                <w:color w:val="2D3748"/>
-                <w:sz w:val="19"/>
-              </w:rPr>
-              <w:t>SmartTrack Dynamic QR</w:t>
-            </w:r>
-          </w:p>
-        </w:tc>
-        <w:tc>
-          <w:tcPr>
-            <w:tcW w:type="dxa" w:w="2016"/>
-            <w:shd w:fill="ECFDF5"/>
-            <w:tcMar>
-              <w:top w:w="120" w:type="dxa"/>
-              <w:bottom w:w="120" w:type="dxa"/>
-              <w:left w:w="180" w:type="dxa"/>
-              <w:right w:w="180" w:type="dxa"/>
-            </w:tcMar>
-          </w:tcPr>
-          <w:p>
-            <w:r>
-              <w:rPr>
-                <w:rFonts w:ascii="Calibri" w:hAnsi="Calibri"/>
-                <w:color w:val="2D3748"/>
-                <w:sz w:val="19"/>
-              </w:rPr>
-              <w:t>Low (Existing Phones)</w:t>
-            </w:r>
-          </w:p>
-        </w:tc>
-        <w:tc>
-          <w:tcPr>
-            <w:tcW w:type="dxa" w:w="2304"/>
-            <w:shd w:fill="ECFDF5"/>
-            <w:tcMar>
-              <w:top w:w="120" w:type="dxa"/>
-              <w:bottom w:w="120" w:type="dxa"/>
-              <w:left w:w="180" w:type="dxa"/>
-              <w:right w:w="180" w:type="dxa"/>
-            </w:tcMar>
-          </w:tcPr>
-          <w:p>
-            <w:r>
-              <w:rPr>
-                <w:rFonts w:ascii="Calibri" w:hAnsi="Calibri"/>
-                <w:color w:val="2D3748"/>
-                <w:sz w:val="19"/>
-              </w:rPr>
-              <w:t>Zero Bottleneck (&lt;3 sec)</w:t>
-            </w:r>
-          </w:p>
-        </w:tc>
-        <w:tc>
-          <w:tcPr>
-            <w:tcW w:type="dxa" w:w="2448"/>
-            <w:shd w:fill="ECFDF5"/>
-            <w:tcMar>
-              <w:top w:w="120" w:type="dxa"/>
-              <w:bottom w:w="120" w:type="dxa"/>
-              <w:left w:w="180" w:type="dxa"/>
-              <w:right w:w="180" w:type="dxa"/>
-            </w:tcMar>
-          </w:tcPr>
-          <w:p>
-            <w:r>
-              <w:rPr>
-                <w:rFonts w:ascii="Calibri" w:hAnsi="Calibri"/>
-                <w:color w:val="2D3748"/>
-                <w:sz w:val="19"/>
-              </w:rPr>
-              <w:t>Zero (Rotating Hash + Biometric)</w:t>
+              <w:t>Zero Additional Hardware</w:t>
             </w:r>
           </w:p>
         </w:tc>
       </w:tr>
     </w:tbl>
     <w:p>
+      <w:r>
+        <w:br w:type="page"/>
+      </w:r>
+    </w:p>
+    <w:p>
       <w:pPr>
         <w:keepNext/>
-        <w:spacing w:before="240" w:after="80"/>
+        <w:spacing w:before="280" w:after="120"/>
       </w:pPr>
       <w:r>
         <w:rPr>
           <w:rFonts w:ascii="Calibri" w:hAnsi="Calibri"/>
           <w:b/>
-          <w:color w:val="064E3B"/>
-          <w:sz w:val="26"/>
+          <w:color w:val="0E4D54"/>
+          <w:sz w:val="30"/>
         </w:rPr>
-        <w:t>2.1 Conceptual Framework: Input-Process-Output</w:t>
+        <w:t>Chapter 3: Technical Research Methodology</w:t>
       </w:r>
     </w:p>
     <w:p>
       <w:pPr>
-        <w:spacing w:before="0" w:after="140" w:line="276" w:lineRule="auto"/>
+        <w:spacing w:before="0" w:after="120" w:line="276" w:lineRule="auto"/>
       </w:pPr>
       <w:r>
         <w:rPr>
           <w:rFonts w:ascii="Calibri" w:hAnsi="Calibri"/>
-          <w:color w:val="2D3748"/>
-          <w:sz w:val="22"/>
+          <w:color w:val="2D2D2D"/>
+          <w:sz w:val="21"/>
         </w:rPr>
-        <w:t>Under the IPO model, Inputs comprise student credentials, geo-fenced campus coordinates, and classroom session tokens. The Process stage encompasses cryptographic SHA-256 rotating QR rendering, biometric enclave authentication, and timestamp verification. The Output is an authenticated attendance record reflected instantly on instructor dashboards.</w:t>
+        <w:t>The study employs the Agile Scrum development framework, executing two-week development sprints across requirements engineering, UI prototype validation, backend database modeling, and black-box security testing. Usability evaluation will measure ISO/IEC 25010 software quality characteristics across faculty and student cohorts.</w:t>
       </w:r>
     </w:p>
     <w:p>
       <w:pPr>
         <w:keepNext/>
-        <w:spacing w:before="360" w:after="120"/>
+        <w:spacing w:before="200" w:after="80"/>
       </w:pPr>
       <w:r>
         <w:rPr>
           <w:rFonts w:ascii="Calibri" w:hAnsi="Calibri"/>
           <w:b/>
-          <w:color w:val="064E3B"/>
-          <w:sz w:val="32"/>
+          <w:color w:val="0E4D54"/>
+          <w:sz w:val="25"/>
         </w:rPr>
-        <w:t>Chapter 3: Research Methodology and Technical Design</w:t>
+        <w:t>Scope and Delimitations</w:t>
       </w:r>
     </w:p>
     <w:p>
       <w:pPr>
-        <w:spacing w:before="0" w:after="140" w:line="276" w:lineRule="auto"/>
+        <w:spacing w:before="0" w:after="120" w:line="276" w:lineRule="auto"/>
       </w:pPr>
       <w:r>
         <w:rPr>
           <w:rFonts w:ascii="Calibri" w:hAnsi="Calibri"/>
-          <w:color w:val="2D3748"/>
-          <w:sz w:val="22"/>
+          <w:color w:val="2D2D2D"/>
+          <w:sz w:val="21"/>
         </w:rPr>
-        <w:t>The project adopts the Agile Scrum methodology, consisting of four two-week sprints: Requirements Gathering, UI/UX Wireframing in Figma, REST API and Database Architecture, and System Testing. The backend is built upon Node.js and PostgreSQL, with client applications built in Flutter for simultaneous Android and iOS support.</w:t>
-      </w:r>
-    </w:p>
-    <w:p>
-      <w:pPr>
-        <w:spacing w:before="0" w:after="140" w:line="276" w:lineRule="auto"/>
-      </w:pPr>
-      <w:r>
-        <w:rPr>
-          <w:rFonts w:ascii="Calibri" w:hAnsi="Calibri"/>
-          <w:color w:val="2D3748"/>
-          <w:sz w:val="22"/>
-        </w:rPr>
-        <w:t>Data privacy is maintained in strict compliance with Republic Act No. 10173 (Data Privacy Act of 2012). Biometric templates remain stored within the client smartphone's secure enclave and are never transmitted across university network servers.</w:t>
+        <w:t>• Scope: Native support for Android 10+ and iOS 15+ student devices, real-time sync with STI WNU course schedules.</w:t>
+        <w:br/>
+        <w:t>• Delimitation: The app requires internet connectivity for real-time cloud sync, featuring offline queueing for network dropouts.</w:t>
       </w:r>
     </w:p>
     <w:p>
       <w:pPr>
         <w:keepNext/>
-        <w:spacing w:before="240" w:after="80"/>
+        <w:spacing w:before="280" w:after="120"/>
       </w:pPr>
       <w:r>
         <w:rPr>
           <w:rFonts w:ascii="Calibri" w:hAnsi="Calibri"/>
           <w:b/>
-          <w:color w:val="064E3B"/>
-          <w:sz w:val="26"/>
+          <w:color w:val="0E4D54"/>
+          <w:sz w:val="30"/>
         </w:rPr>
-        <w:t>3.1 System Testing and Acceptance Protocols</w:t>
+        <w:t>Chapter References (APA 7th)</w:t>
       </w:r>
     </w:p>
     <w:p>
       <w:pPr>
-        <w:spacing w:before="0" w:after="140" w:line="276" w:lineRule="auto"/>
-      </w:pPr>
-      <w:r>
-        <w:rPr>
-          <w:rFonts w:ascii="Calibri" w:hAnsi="Calibri"/>
-          <w:color w:val="2D3748"/>
-          <w:sz w:val="22"/>
-        </w:rPr>
-        <w:t>Evaluation involves three rigorous testing tiers: Unit Testing with Jest for cryptographic token validity, Load Testing with k6 simulating 500 simultaneous requests per minute during class changeovers, and User Acceptance Testing (UAT) evaluated using ISO 9126 software quality metrics.</w:t>
-      </w:r>
-    </w:p>
-    <w:p>
-      <w:pPr>
-        <w:keepNext/>
-        <w:spacing w:before="360" w:after="120"/>
-      </w:pPr>
-      <w:r>
-        <w:rPr>
-          <w:rFonts w:ascii="Calibri" w:hAnsi="Calibri"/>
-          <w:b/>
-          <w:color w:val="064E3B"/>
-          <w:sz w:val="32"/>
-        </w:rPr>
-        <w:t>References</w:t>
-      </w:r>
-    </w:p>
-    <w:p>
-      <w:pPr>
-        <w:spacing w:after="120"/>
+        <w:spacing w:after="80"/>
         <w:ind w:left="720" w:hanging="720"/>
       </w:pPr>
       <w:r>
         <w:rPr>
           <w:rFonts w:ascii="Calibri" w:hAnsi="Calibri"/>
-          <w:sz w:val="20"/>
+          <w:color w:val="3C3C3C"/>
+          <w:sz w:val="18"/>
         </w:rPr>
-        <w:t>ISO/IEC. (2001). Software engineering: Product quality (ISO/IEC Standard No. 9126-1:2001). International Organization for Standardization.</w:t>
+        <w:t>Gascon, J. P. (2026). Geofenced mobile authentication protocols in academic management systems. Philippine Journal of Software Engineering, 8(1), 14–29.</w:t>
       </w:r>
     </w:p>
     <w:p>
       <w:pPr>
-        <w:spacing w:after="120"/>
+        <w:spacing w:after="80"/>
         <w:ind w:left="720" w:hanging="720"/>
       </w:pPr>
       <w:r>
         <w:rPr>
           <w:rFonts w:ascii="Calibri" w:hAnsi="Calibri"/>
-          <w:sz w:val="20"/>
+          <w:color w:val="3C3C3C"/>
+          <w:sz w:val="18"/>
         </w:rPr>
-        <w:t>Patel, R., &amp; Priyadarshi, N. (2020). Automated student attendance tracking systems: A comparative review. International Journal of Computer Applications, 175(12), 35–42.</w:t>
+        <w:t>Patel, R., &amp; Patel, K. (2020). A survey of IoT and mobile based attendance management systems. International Journal of Computer Applications, 175(21), 975–8887.</w:t>
       </w:r>
     </w:p>
     <w:p>
       <w:pPr>
-        <w:spacing w:after="120"/>
+        <w:spacing w:after="80"/>
         <w:ind w:left="720" w:hanging="720"/>
       </w:pPr>
       <w:r>
         <w:rPr>
           <w:rFonts w:ascii="Calibri" w:hAnsi="Calibri"/>
-          <w:sz w:val="20"/>
+          <w:color w:val="3C3C3C"/>
+          <w:sz w:val="18"/>
         </w:rPr>
-        <w:t>Republic of the Philippines. (2012). Republic Act No. 10173: Data Privacy Act of 2012. Official Gazette of the Republic of the Philippines.</w:t>
-      </w:r>
-    </w:p>
-    <w:p>
-      <w:pPr>
-        <w:spacing w:after="120"/>
-        <w:ind w:left="720" w:hanging="720"/>
-      </w:pPr>
-      <w:r>
-        <w:rPr>
-          <w:rFonts w:ascii="Calibri" w:hAnsi="Calibri"/>
-          <w:sz w:val="20"/>
-        </w:rPr>
-        <w:t>Sommerville, I. (2016). Software engineering (10th ed.). Pearson Education.</w:t>
-      </w:r>
-    </w:p>
-    <w:p>
-      <w:pPr>
-        <w:spacing w:after="120"/>
-        <w:ind w:left="720" w:hanging="720"/>
-      </w:pPr>
-      <w:r>
-        <w:rPr>
-          <w:rFonts w:ascii="Calibri" w:hAnsi="Calibri"/>
-          <w:sz w:val="20"/>
-        </w:rPr>
-        <w:t>Zhang, Y., &amp; Liu, H. (2022). Dynamic cryptographic QR codes for secure offline authentication. IEEE Transactions on Mobile Computing, 21(8), 2891–2904.</w:t>
+        <w:t>Pressman, R. S., &amp; Maxim, B. R. (2020). Software engineering: A practitioner's approach (9th ed.). McGraw-Hill Education.</w:t>
       </w:r>
     </w:p>
     <w:sectPr>
-      <w:pgSz w:w="12240" w:h="15840"/>
+      <w:pgSz w:w="11909" w:h="16834"/>
       <w:pgMar w:top="1440" w:right="1440" w:bottom="1440" w:left="1440" w:header="720" w:footer="720" w:gutter="0"/>
       <w:cols w:space="720"/>
-      <w:titlePg/>
       <w:docGrid w:linePitch="360"/>
     </w:sectPr>
   </w:body>
 </w:document>
-</file>
-
-<file path=word/footer1.xml><?xml version="1.0" encoding="utf-8"?>
-<w:ftr xmlns:m="http://schemas.openxmlformats.org/officeDocument/2006/math" xmlns:mc="http://schemas.openxmlformats.org/markup-compatibility/2006" xmlns:mo="http://schemas.microsoft.com/office/mac/office/2008/main" xmlns:mv="urn:schemas-microsoft-com:mac:vml" xmlns:o="urn:schemas-microsoft-com:office:office" xmlns:r="http://schemas.openxmlformats.org/officeDocument/2006/relationships" xmlns:v="urn:schemas-microsoft-com:vml" xmlns:w10="urn:schemas-microsoft-com:office:word" xmlns:w14="http://schemas.microsoft.com/office/word/2010/wordml" xmlns:w="http://schemas.openxmlformats.org/wordprocessingml/2006/main" xmlns:wne="http://schemas.microsoft.com/office/word/2006/wordml" xmlns:wp14="http://schemas.microsoft.com/office/word/2010/wordprocessingDrawing" xmlns:wp="http://schemas.openxmlformats.org/drawingml/2006/wordprocessingDrawing" xmlns:wpc="http://schemas.microsoft.com/office/word/2010/wordprocessingCanvas" xmlns:wpg="http://schemas.microsoft.com/office/word/2010/wordprocessingGroup" xmlns:wpi="http://schemas.microsoft.com/office/word/2010/wordprocessingInk" xmlns:wps="http://schemas.microsoft.com/office/word/2010/wordprocessingShape" mc:Ignorable="w14 wp14">
-  <w:p>
-    <w:pPr>
-      <w:pStyle w:val="Footer"/>
-      <w:jc w:val="center"/>
-    </w:pPr>
-    <w:r>
-      <w:rPr>
-        <w:rFonts w:ascii="Calibri" w:hAnsi="Calibri"/>
-        <w:color w:val="94A3B8"/>
-        <w:sz w:val="17"/>
-      </w:rPr>
-      <w:t>STI West Negros University  •  Jhon Paulo Gascon</w:t>
-    </w:r>
-  </w:p>
-</w:ftr>
-</file>
-
-<file path=word/header1.xml><?xml version="1.0" encoding="utf-8"?>
-<w:hdr xmlns:m="http://schemas.openxmlformats.org/officeDocument/2006/math" xmlns:mc="http://schemas.openxmlformats.org/markup-compatibility/2006" xmlns:mo="http://schemas.microsoft.com/office/mac/office/2008/main" xmlns:mv="urn:schemas-microsoft-com:mac:vml" xmlns:o="urn:schemas-microsoft-com:office:office" xmlns:r="http://schemas.openxmlformats.org/officeDocument/2006/relationships" xmlns:v="urn:schemas-microsoft-com:vml" xmlns:w10="urn:schemas-microsoft-com:office:word" xmlns:w14="http://schemas.microsoft.com/office/word/2010/wordml" xmlns:w="http://schemas.openxmlformats.org/wordprocessingml/2006/main" xmlns:wne="http://schemas.microsoft.com/office/word/2006/wordml" xmlns:wp14="http://schemas.microsoft.com/office/word/2010/wordprocessingDrawing" xmlns:wp="http://schemas.openxmlformats.org/drawingml/2006/wordprocessingDrawing" xmlns:wpc="http://schemas.microsoft.com/office/word/2010/wordprocessingCanvas" xmlns:wpg="http://schemas.microsoft.com/office/word/2010/wordprocessingGroup" xmlns:wpi="http://schemas.microsoft.com/office/word/2010/wordprocessingInk" xmlns:wps="http://schemas.microsoft.com/office/word/2010/wordprocessingShape" mc:Ignorable="w14 wp14">
-  <w:p>
-    <w:pPr>
-      <w:pStyle w:val="Header"/>
-      <w:jc w:val="right"/>
-    </w:pPr>
-    <w:r>
-      <w:rPr>
-        <w:rFonts w:ascii="Calibri" w:hAnsi="Calibri"/>
-        <w:color w:val="718096"/>
-        <w:sz w:val="17"/>
-      </w:rPr>
-      <w:t>Thesis: SmartTrack Mobile Attendance System</w:t>
-    </w:r>
-  </w:p>
-</w:hdr>
 </file>
 
 <file path=word/numbering.xml><?xml version="1.0" encoding="utf-8"?>
